--- a/src/content/bios-diffs/Black-ER 2014 (track-changes).docx
+++ b/src/content/bios-diffs/Black-ER 2014 (track-changes).docx
@@ -14,7 +14,7 @@
           <w:szCs w:val="24"/>
         </w:rPr>
       </w:pPr>
-      <w:del w:id="1000" w:author="IO BIO parser" w:date="2026-05-18T08:57:46Z">
+      <w:del w:id="1000" w:author="IO BIO parser" w:date="2026-05-18T09:16:08Z">
         <w:r>
           <w:rPr>
             <w:rFonts w:ascii="Times New Roman" w:hAnsi="Times New Roman" w:cs="Times New Roman"/>
@@ -25,7 +25,7 @@
           <w:delText xml:space="preserve">BLACK, Eugene Robert, third Pre</w:delText>
         </w:r>
       </w:del>
-      <w:del w:id="1000" w:author="IO BIO parser" w:date="2026-05-18T08:57:46Z">
+      <w:del w:id="1000" w:author="IO BIO parser" w:date="2026-05-18T09:16:08Z">
         <w:r>
           <w:rPr>
             <w:rFonts w:ascii="Times New Roman" w:hAnsi="Times New Roman" w:cs="Times New Roman"/>
@@ -36,7 +36,7 @@
           <w:delText xml:space="preserve">sident of the </w:delText>
         </w:r>
       </w:del>
-      <w:del w:id="1000" w:author="IO BIO parser" w:date="2026-05-18T08:57:46Z">
+      <w:del w:id="1000" w:author="IO BIO parser" w:date="2026-05-18T09:16:08Z">
         <w:r>
           <w:rPr>
             <w:rFonts w:ascii="Times New Roman" w:hAnsi="Times New Roman" w:cs="Times New Roman"/>
@@ -47,7 +47,7 @@
           <w:delText xml:space="preserve">International Bank for Reconstruction and Development (IBRD) or </w:delText>
         </w:r>
       </w:del>
-      <w:del w:id="1000" w:author="IO BIO parser" w:date="2026-05-18T08:57:46Z">
+      <w:del w:id="1000" w:author="IO BIO parser" w:date="2026-05-18T09:16:08Z">
         <w:r>
           <w:rPr>
             <w:rFonts w:ascii="Times New Roman" w:hAnsi="Times New Roman" w:cs="Times New Roman"/>
@@ -58,7 +58,7 @@
           <w:delText xml:space="preserve">World Bank</w:delText>
         </w:r>
       </w:del>
-      <w:del w:id="1000" w:author="IO BIO parser" w:date="2026-05-18T08:57:46Z">
+      <w:del w:id="1000" w:author="IO BIO parser" w:date="2026-05-18T09:16:08Z">
         <w:r>
           <w:rPr>
             <w:rFonts w:ascii="Times New Roman" w:hAnsi="Times New Roman" w:cs="Times New Roman"/>
@@ -69,7 +69,7 @@
           <w:delText xml:space="preserve"> </w:delText>
         </w:r>
       </w:del>
-      <w:del w:id="1000" w:author="IO BIO parser" w:date="2026-05-18T08:57:46Z">
+      <w:del w:id="1000" w:author="IO BIO parser" w:date="2026-05-18T09:16:08Z">
         <w:r>
           <w:rPr>
             <w:rFonts w:ascii="Times New Roman" w:hAnsi="Times New Roman" w:cs="Times New Roman"/>
@@ -80,7 +80,7 @@
           <w:delText xml:space="preserve">(</w:delText>
         </w:r>
       </w:del>
-      <w:del w:id="1000" w:author="IO BIO parser" w:date="2026-05-18T08:57:46Z">
+      <w:del w:id="1000" w:author="IO BIO parser" w:date="2026-05-18T09:16:08Z">
         <w:r>
           <w:rPr>
             <w:rFonts w:ascii="Times New Roman" w:hAnsi="Times New Roman" w:cs="Times New Roman"/>
@@ -91,7 +91,7 @@
           <w:delText xml:space="preserve">since 1956 World Bank Group</w:delText>
         </w:r>
       </w:del>
-      <w:del w:id="1000" w:author="IO BIO parser" w:date="2026-05-18T08:57:46Z">
+      <w:del w:id="1000" w:author="IO BIO parser" w:date="2026-05-18T09:16:08Z">
         <w:r>
           <w:rPr>
             <w:rFonts w:ascii="Times New Roman" w:hAnsi="Times New Roman" w:cs="Times New Roman"/>
@@ -102,7 +102,7 @@
           <w:delText xml:space="preserve">)</w:delText>
         </w:r>
       </w:del>
-      <w:del w:id="1000" w:author="IO BIO parser" w:date="2026-05-18T08:57:46Z">
+      <w:del w:id="1000" w:author="IO BIO parser" w:date="2026-05-18T09:16:08Z">
         <w:r>
           <w:rPr>
             <w:rFonts w:ascii="Times New Roman" w:hAnsi="Times New Roman" w:cs="Times New Roman"/>
@@ -113,7 +113,7 @@
           <w:delText xml:space="preserve"> 1949-</w:delText>
         </w:r>
       </w:del>
-      <w:del w:id="1000" w:author="IO BIO parser" w:date="2026-05-18T08:57:46Z">
+      <w:del w:id="1000" w:author="IO BIO parser" w:date="2026-05-18T09:16:08Z">
         <w:r>
           <w:rPr>
             <w:rFonts w:ascii="Times New Roman" w:hAnsi="Times New Roman" w:cs="Times New Roman"/>
@@ -124,7 +124,7 @@
           <w:delText xml:space="preserve">19</w:delText>
         </w:r>
       </w:del>
-      <w:del w:id="1000" w:author="IO BIO parser" w:date="2026-05-18T08:57:46Z">
+      <w:del w:id="1000" w:author="IO BIO parser" w:date="2026-05-18T09:16:08Z">
         <w:r>
           <w:rPr>
             <w:rFonts w:ascii="Times New Roman" w:hAnsi="Times New Roman" w:cs="Times New Roman"/>
@@ -135,7 +135,7 @@
           <w:delText xml:space="preserve">62, was born 1 May 1898 in Atlanta, Georgia, and passed away 20 February 1992 in Southampton, Long Island, New York</w:delText>
         </w:r>
       </w:del>
-      <w:del w:id="1000" w:author="IO BIO parser" w:date="2026-05-18T08:57:46Z">
+      <w:del w:id="1000" w:author="IO BIO parser" w:date="2026-05-18T09:16:08Z">
         <w:r>
           <w:rPr>
             <w:rFonts w:ascii="Times New Roman" w:hAnsi="Times New Roman" w:cs="Times New Roman"/>
@@ -146,7 +146,7 @@
           <w:delText xml:space="preserve">, United States</w:delText>
         </w:r>
       </w:del>
-      <w:del w:id="1000" w:author="IO BIO parser" w:date="2026-05-18T08:57:46Z">
+      <w:del w:id="1000" w:author="IO BIO parser" w:date="2026-05-18T09:16:08Z">
         <w:r>
           <w:rPr>
             <w:rFonts w:ascii="Times New Roman" w:hAnsi="Times New Roman" w:cs="Times New Roman"/>
@@ -157,7 +157,7 @@
           <w:delText xml:space="preserve">.</w:delText>
         </w:r>
       </w:del>
-      <w:del w:id="1000" w:author="IO BIO parser" w:date="2026-05-18T08:57:46Z">
+      <w:del w:id="1000" w:author="IO BIO parser" w:date="2026-05-18T09:16:08Z">
         <w:r>
           <w:rPr>
             <w:rFonts w:ascii="Times New Roman" w:hAnsi="Times New Roman" w:cs="Times New Roman"/>
@@ -168,7 +168,7 @@
           <w:delText xml:space="preserve"> </w:delText>
         </w:r>
       </w:del>
-      <w:del w:id="1000" w:author="IO BIO parser" w:date="2026-05-18T08:57:46Z">
+      <w:del w:id="1000" w:author="IO BIO parser" w:date="2026-05-18T09:16:08Z">
         <w:r>
           <w:rPr>
             <w:rFonts w:ascii="Times New Roman" w:hAnsi="Times New Roman" w:cs="Times New Roman"/>
@@ -179,7 +179,7 @@
           <w:delText xml:space="preserve">He was the son of Eugene Robert Black, </w:delText>
         </w:r>
       </w:del>
-      <w:del w:id="1000" w:author="IO BIO parser" w:date="2026-05-18T08:57:46Z">
+      <w:del w:id="1000" w:author="IO BIO parser" w:date="2026-05-18T09:16:08Z">
         <w:r>
           <w:rPr>
             <w:rFonts w:ascii="Times New Roman" w:hAnsi="Times New Roman" w:cs="Times New Roman"/>
@@ -190,7 +190,7 @@
           <w:delText xml:space="preserve">lawyer and</w:delText>
         </w:r>
       </w:del>
-      <w:del w:id="1000" w:author="IO BIO parser" w:date="2026-05-18T08:57:46Z">
+      <w:del w:id="1000" w:author="IO BIO parser" w:date="2026-05-18T09:16:08Z">
         <w:r>
           <w:rPr>
             <w:rFonts w:ascii="Times New Roman" w:hAnsi="Times New Roman" w:cs="Times New Roman"/>
@@ -201,7 +201,7 @@
           <w:delText xml:space="preserve"> banker, </w:delText>
         </w:r>
       </w:del>
-      <w:del w:id="1000" w:author="IO BIO parser" w:date="2026-05-18T08:57:46Z">
+      <w:del w:id="1000" w:author="IO BIO parser" w:date="2026-05-18T09:16:08Z">
         <w:r>
           <w:rPr>
             <w:rFonts w:ascii="Times New Roman" w:hAnsi="Times New Roman" w:cs="Times New Roman"/>
@@ -212,7 +212,7 @@
           <w:delText xml:space="preserve">and Gussie King Grady, </w:delText>
         </w:r>
       </w:del>
-      <w:del w:id="1000" w:author="IO BIO parser" w:date="2026-05-18T08:57:46Z">
+      <w:del w:id="1000" w:author="IO BIO parser" w:date="2026-05-18T09:16:08Z">
         <w:r>
           <w:rPr>
             <w:rFonts w:ascii="Times New Roman" w:hAnsi="Times New Roman" w:cs="Times New Roman"/>
@@ -223,7 +223,7 @@
           <w:delText xml:space="preserve">homemaker</w:delText>
         </w:r>
       </w:del>
-      <w:del w:id="1000" w:author="IO BIO parser" w:date="2026-05-18T08:57:46Z">
+      <w:del w:id="1000" w:author="IO BIO parser" w:date="2026-05-18T09:16:08Z">
         <w:r>
           <w:rPr>
             <w:rFonts w:ascii="Times New Roman" w:hAnsi="Times New Roman" w:cs="Times New Roman"/>
@@ -234,7 +234,7 @@
           <w:delText xml:space="preserve">.</w:delText>
         </w:r>
       </w:del>
-      <w:del w:id="1000" w:author="IO BIO parser" w:date="2026-05-18T08:57:46Z">
+      <w:del w:id="1000" w:author="IO BIO parser" w:date="2026-05-18T09:16:08Z">
         <w:r>
           <w:rPr>
             <w:rFonts w:ascii="Times New Roman" w:hAnsi="Times New Roman" w:cs="Times New Roman"/>
@@ -245,7 +245,7 @@
           <w:delText xml:space="preserve"> </w:delText>
         </w:r>
       </w:del>
-      <w:del w:id="1000" w:author="IO BIO parser" w:date="2026-05-18T08:57:46Z">
+      <w:del w:id="1000" w:author="IO BIO parser" w:date="2026-05-18T09:16:08Z">
         <w:r>
           <w:rPr>
             <w:rFonts w:ascii="Times New Roman" w:hAnsi="Times New Roman" w:cs="Times New Roman"/>
@@ -256,7 +256,7 @@
           <w:delText xml:space="preserve">O</w:delText>
         </w:r>
       </w:del>
-      <w:del w:id="1000" w:author="IO BIO parser" w:date="2026-05-18T08:57:46Z">
+      <w:del w:id="1000" w:author="IO BIO parser" w:date="2026-05-18T09:16:08Z">
         <w:r>
           <w:rPr>
             <w:rFonts w:ascii="Times New Roman" w:hAnsi="Times New Roman" w:cs="Times New Roman"/>
@@ -267,7 +267,7 @@
           <w:delText xml:space="preserve">n</w:delText>
         </w:r>
       </w:del>
-      <w:del w:id="1000" w:author="IO BIO parser" w:date="2026-05-18T08:57:46Z">
+      <w:del w:id="1000" w:author="IO BIO parser" w:date="2026-05-18T09:16:08Z">
         <w:r>
           <w:rPr>
             <w:rFonts w:ascii="Times New Roman" w:hAnsi="Times New Roman" w:cs="Times New Roman"/>
@@ -278,7 +278,7 @@
           <w:delText xml:space="preserve"> </w:delText>
         </w:r>
       </w:del>
-      <w:del w:id="1000" w:author="IO BIO parser" w:date="2026-05-18T08:57:46Z">
+      <w:del w:id="1000" w:author="IO BIO parser" w:date="2026-05-18T09:16:08Z">
         <w:r>
           <w:rPr>
             <w:rFonts w:ascii="Times New Roman" w:hAnsi="Times New Roman" w:cs="Times New Roman"/>
@@ -289,7 +289,7 @@
           <w:delText xml:space="preserve">8 June </w:delText>
         </w:r>
       </w:del>
-      <w:del w:id="1000" w:author="IO BIO parser" w:date="2026-05-18T08:57:46Z">
+      <w:del w:id="1000" w:author="IO BIO parser" w:date="2026-05-18T09:16:08Z">
         <w:r>
           <w:rPr>
             <w:rFonts w:ascii="Times New Roman" w:hAnsi="Times New Roman" w:cs="Times New Roman"/>
@@ -300,7 +300,7 @@
           <w:delText xml:space="preserve">1918</w:delText>
         </w:r>
       </w:del>
-      <w:del w:id="1000" w:author="IO BIO parser" w:date="2026-05-18T08:57:46Z">
+      <w:del w:id="1000" w:author="IO BIO parser" w:date="2026-05-18T09:16:08Z">
         <w:r>
           <w:rPr>
             <w:rFonts w:ascii="Times New Roman" w:hAnsi="Times New Roman" w:cs="Times New Roman"/>
@@ -311,7 +311,7 @@
           <w:delText xml:space="preserve"> </w:delText>
         </w:r>
       </w:del>
-      <w:del w:id="1000" w:author="IO BIO parser" w:date="2026-05-18T08:57:46Z">
+      <w:del w:id="1000" w:author="IO BIO parser" w:date="2026-05-18T09:16:08Z">
         <w:r>
           <w:rPr>
             <w:rFonts w:ascii="Times New Roman" w:hAnsi="Times New Roman" w:cs="Times New Roman"/>
@@ -322,7 +322,7 @@
           <w:delText xml:space="preserve">he</w:delText>
         </w:r>
       </w:del>
-      <w:del w:id="1000" w:author="IO BIO parser" w:date="2026-05-18T08:57:46Z">
+      <w:del w:id="1000" w:author="IO BIO parser" w:date="2026-05-18T09:16:08Z">
         <w:r>
           <w:rPr>
             <w:rFonts w:ascii="Times New Roman" w:hAnsi="Times New Roman" w:cs="Times New Roman"/>
@@ -333,7 +333,7 @@
           <w:delText xml:space="preserve"> married </w:delText>
         </w:r>
       </w:del>
-      <w:del w:id="1000" w:author="IO BIO parser" w:date="2026-05-18T08:57:46Z">
+      <w:del w:id="1000" w:author="IO BIO parser" w:date="2026-05-18T09:16:08Z">
         <w:r>
           <w:rPr>
             <w:rFonts w:ascii="Times New Roman" w:hAnsi="Times New Roman" w:cs="Times New Roman"/>
@@ -344,7 +344,7 @@
           <w:delText xml:space="preserve">Elizabeth </w:delText>
         </w:r>
       </w:del>
-      <w:del w:id="1000" w:author="IO BIO parser" w:date="2026-05-18T08:57:46Z">
+      <w:del w:id="1000" w:author="IO BIO parser" w:date="2026-05-18T09:16:08Z">
         <w:r>
           <w:rPr>
             <w:rFonts w:ascii="Times New Roman" w:hAnsi="Times New Roman" w:cs="Times New Roman"/>
@@ -355,7 +355,7 @@
           <w:delText xml:space="preserve">‘</w:delText>
         </w:r>
       </w:del>
-      <w:del w:id="1000" w:author="IO BIO parser" w:date="2026-05-18T08:57:46Z">
+      <w:del w:id="1000" w:author="IO BIO parser" w:date="2026-05-18T09:16:08Z">
         <w:r>
           <w:rPr>
             <w:rFonts w:ascii="Times New Roman" w:hAnsi="Times New Roman" w:cs="Times New Roman"/>
@@ -366,7 +366,7 @@
           <w:delText xml:space="preserve">Dolly</w:delText>
         </w:r>
       </w:del>
-      <w:del w:id="1000" w:author="IO BIO parser" w:date="2026-05-18T08:57:46Z">
+      <w:del w:id="1000" w:author="IO BIO parser" w:date="2026-05-18T09:16:08Z">
         <w:r>
           <w:rPr>
             <w:rFonts w:ascii="Times New Roman" w:hAnsi="Times New Roman" w:cs="Times New Roman"/>
@@ -377,7 +377,7 @@
           <w:delText xml:space="preserve">’</w:delText>
         </w:r>
       </w:del>
-      <w:del w:id="1000" w:author="IO BIO parser" w:date="2026-05-18T08:57:46Z">
+      <w:del w:id="1000" w:author="IO BIO parser" w:date="2026-05-18T09:16:08Z">
         <w:r>
           <w:rPr>
             <w:rFonts w:ascii="Times New Roman" w:hAnsi="Times New Roman" w:cs="Times New Roman"/>
@@ -388,7 +388,7 @@
           <w:delText xml:space="preserve"> </w:delText>
         </w:r>
       </w:del>
-      <w:del w:id="1000" w:author="IO BIO parser" w:date="2026-05-18T08:57:46Z">
+      <w:del w:id="1000" w:author="IO BIO parser" w:date="2026-05-18T09:16:08Z">
         <w:r>
           <w:rPr>
             <w:rFonts w:ascii="Times New Roman" w:hAnsi="Times New Roman" w:cs="Times New Roman"/>
@@ -399,7 +399,7 @@
           <w:delText xml:space="preserve">Blalock</w:delText>
         </w:r>
       </w:del>
-      <w:del w:id="1000" w:author="IO BIO parser" w:date="2026-05-18T08:57:46Z">
+      <w:del w:id="1000" w:author="IO BIO parser" w:date="2026-05-18T09:16:08Z">
         <w:r>
           <w:rPr>
             <w:rFonts w:ascii="Times New Roman" w:hAnsi="Times New Roman" w:cs="Times New Roman"/>
@@ -410,7 +410,7 @@
           <w:delText xml:space="preserve">. They had </w:delText>
         </w:r>
       </w:del>
-      <w:del w:id="1000" w:author="IO BIO parser" w:date="2026-05-18T08:57:46Z">
+      <w:del w:id="1000" w:author="IO BIO parser" w:date="2026-05-18T09:16:08Z">
         <w:r>
           <w:rPr>
             <w:rFonts w:ascii="Times New Roman" w:hAnsi="Times New Roman" w:cs="Times New Roman"/>
@@ -421,7 +421,7 @@
           <w:delText xml:space="preserve">one daughter and </w:delText>
         </w:r>
       </w:del>
-      <w:del w:id="1000" w:author="IO BIO parser" w:date="2026-05-18T08:57:46Z">
+      <w:del w:id="1000" w:author="IO BIO parser" w:date="2026-05-18T09:16:08Z">
         <w:r>
           <w:rPr>
             <w:rFonts w:ascii="Times New Roman" w:hAnsi="Times New Roman" w:cs="Times New Roman"/>
@@ -432,7 +432,7 @@
           <w:delText xml:space="preserve">one son</w:delText>
         </w:r>
       </w:del>
-      <w:del w:id="1000" w:author="IO BIO parser" w:date="2026-05-18T08:57:46Z">
+      <w:del w:id="1000" w:author="IO BIO parser" w:date="2026-05-18T09:16:08Z">
         <w:r>
           <w:rPr>
             <w:rFonts w:ascii="Times New Roman" w:hAnsi="Times New Roman" w:cs="Times New Roman"/>
@@ -443,7 +443,7 @@
           <w:delText xml:space="preserve"> (also named Eugene Robert)</w:delText>
         </w:r>
       </w:del>
-      <w:del w:id="1000" w:author="IO BIO parser" w:date="2026-05-18T08:57:46Z">
+      <w:del w:id="1000" w:author="IO BIO parser" w:date="2026-05-18T09:16:08Z">
         <w:r>
           <w:rPr>
             <w:rFonts w:ascii="Times New Roman" w:hAnsi="Times New Roman" w:cs="Times New Roman"/>
@@ -454,7 +454,7 @@
           <w:delText xml:space="preserve">. After her death</w:delText>
         </w:r>
       </w:del>
-      <w:del w:id="1000" w:author="IO BIO parser" w:date="2026-05-18T08:57:46Z">
+      <w:del w:id="1000" w:author="IO BIO parser" w:date="2026-05-18T09:16:08Z">
         <w:r>
           <w:rPr>
             <w:rFonts w:ascii="Times New Roman" w:hAnsi="Times New Roman" w:cs="Times New Roman"/>
@@ -465,7 +465,7 @@
           <w:delText xml:space="preserve"> </w:delText>
         </w:r>
       </w:del>
-      <w:del w:id="1000" w:author="IO BIO parser" w:date="2026-05-18T08:57:46Z">
+      <w:del w:id="1000" w:author="IO BIO parser" w:date="2026-05-18T09:16:08Z">
         <w:r>
           <w:rPr>
             <w:rFonts w:ascii="Times New Roman" w:hAnsi="Times New Roman" w:cs="Times New Roman"/>
@@ -477,7 +477,7 @@
         </w:r>
       </w:del>
       <w:proofErr w:type="gramStart"/>
-      <w:del w:id="1000" w:author="IO BIO parser" w:date="2026-05-18T08:57:46Z">
+      <w:del w:id="1000" w:author="IO BIO parser" w:date="2026-05-18T09:16:08Z">
         <w:r>
           <w:rPr>
             <w:rFonts w:ascii="Times New Roman" w:hAnsi="Times New Roman" w:cs="Times New Roman"/>
@@ -488,7 +488,7 @@
           <w:delText xml:space="preserve">2 April </w:delText>
         </w:r>
       </w:del>
-      <w:del w:id="1000" w:author="IO BIO parser" w:date="2026-05-18T08:57:46Z">
+      <w:del w:id="1000" w:author="IO BIO parser" w:date="2026-05-18T09:16:08Z">
         <w:r>
           <w:rPr>
             <w:rFonts w:ascii="Times New Roman" w:hAnsi="Times New Roman" w:cs="Times New Roman"/>
@@ -500,7 +500,7 @@
         </w:r>
       </w:del>
       <w:proofErr w:type="gramEnd"/>
-      <w:del w:id="1000" w:author="IO BIO parser" w:date="2026-05-18T08:57:46Z">
+      <w:del w:id="1000" w:author="IO BIO parser" w:date="2026-05-18T09:16:08Z">
         <w:r>
           <w:rPr>
             <w:rFonts w:ascii="Times New Roman" w:hAnsi="Times New Roman" w:cs="Times New Roman"/>
@@ -512,7 +512,7 @@
         </w:r>
       </w:del>
       <w:proofErr w:type="spellStart"/>
-      <w:del w:id="1000" w:author="IO BIO parser" w:date="2026-05-18T08:57:46Z">
+      <w:del w:id="1000" w:author="IO BIO parser" w:date="2026-05-18T09:16:08Z">
         <w:r>
           <w:rPr>
             <w:rFonts w:ascii="Times New Roman" w:hAnsi="Times New Roman" w:cs="Times New Roman"/>
@@ -524,7 +524,7 @@
         </w:r>
       </w:del>
       <w:proofErr w:type="spellEnd"/>
-      <w:del w:id="1000" w:author="IO BIO parser" w:date="2026-05-18T08:57:46Z">
+      <w:del w:id="1000" w:author="IO BIO parser" w:date="2026-05-18T09:16:08Z">
         <w:r>
           <w:rPr>
             <w:rFonts w:ascii="Times New Roman" w:hAnsi="Times New Roman" w:cs="Times New Roman"/>
@@ -535,7 +535,7 @@
           <w:delText xml:space="preserve"> Heath o</w:delText>
         </w:r>
       </w:del>
-      <w:del w:id="1000" w:author="IO BIO parser" w:date="2026-05-18T08:57:46Z">
+      <w:del w:id="1000" w:author="IO BIO parser" w:date="2026-05-18T09:16:08Z">
         <w:r>
           <w:rPr>
             <w:rFonts w:ascii="Times New Roman" w:hAnsi="Times New Roman" w:cs="Times New Roman"/>
@@ -546,7 +546,7 @@
           <w:delText xml:space="preserve">n</w:delText>
         </w:r>
       </w:del>
-      <w:del w:id="1000" w:author="IO BIO parser" w:date="2026-05-18T08:57:46Z">
+      <w:del w:id="1000" w:author="IO BIO parser" w:date="2026-05-18T09:16:08Z">
         <w:r>
           <w:rPr>
             <w:rFonts w:ascii="Times New Roman" w:hAnsi="Times New Roman" w:cs="Times New Roman"/>
@@ -557,7 +557,7 @@
           <w:delText xml:space="preserve"> 25 January</w:delText>
         </w:r>
       </w:del>
-      <w:del w:id="1000" w:author="IO BIO parser" w:date="2026-05-18T08:57:46Z">
+      <w:del w:id="1000" w:author="IO BIO parser" w:date="2026-05-18T09:16:08Z">
         <w:r>
           <w:rPr>
             <w:rFonts w:ascii="Times New Roman" w:hAnsi="Times New Roman" w:cs="Times New Roman"/>
@@ -569,7 +569,7 @@
           <w:delText xml:space="preserve"> </w:delText>
         </w:r>
       </w:del>
-      <w:del w:id="1000" w:author="IO BIO parser" w:date="2026-05-18T08:57:46Z">
+      <w:del w:id="1000" w:author="IO BIO parser" w:date="2026-05-18T09:16:08Z">
         <w:r>
           <w:rPr>
             <w:rFonts w:ascii="Times New Roman" w:hAnsi="Times New Roman" w:cs="Times New Roman"/>
@@ -580,7 +580,7 @@
           <w:delText xml:space="preserve">1930</w:delText>
         </w:r>
       </w:del>
-      <w:del w:id="1000" w:author="IO BIO parser" w:date="2026-05-18T08:57:46Z">
+      <w:del w:id="1000" w:author="IO BIO parser" w:date="2026-05-18T09:16:08Z">
         <w:r>
           <w:rPr>
             <w:rFonts w:ascii="Times New Roman" w:hAnsi="Times New Roman" w:cs="Times New Roman"/>
@@ -591,7 +591,7 @@
           <w:delText xml:space="preserve">. They</w:delText>
         </w:r>
       </w:del>
-      <w:del w:id="1000" w:author="IO BIO parser" w:date="2026-05-18T08:57:46Z">
+      <w:del w:id="1000" w:author="IO BIO parser" w:date="2026-05-18T09:16:08Z">
         <w:r>
           <w:rPr>
             <w:rFonts w:ascii="Times New Roman" w:hAnsi="Times New Roman" w:cs="Times New Roman"/>
@@ -602,7 +602,7 @@
           <w:delText xml:space="preserve"> had</w:delText>
         </w:r>
       </w:del>
-      <w:del w:id="1000" w:author="IO BIO parser" w:date="2026-05-18T08:57:46Z">
+      <w:del w:id="1000" w:author="IO BIO parser" w:date="2026-05-18T09:16:08Z">
         <w:r>
           <w:rPr>
             <w:rFonts w:ascii="Times New Roman" w:hAnsi="Times New Roman" w:cs="Times New Roman"/>
@@ -613,7 +613,7 @@
           <w:delText xml:space="preserve"> one son</w:delText>
         </w:r>
       </w:del>
-      <w:del w:id="1000" w:author="IO BIO parser" w:date="2026-05-18T08:57:46Z">
+      <w:del w:id="1000" w:author="IO BIO parser" w:date="2026-05-18T09:16:08Z">
         <w:r>
           <w:rPr>
             <w:rFonts w:ascii="Times New Roman" w:hAnsi="Times New Roman" w:cs="Times New Roman"/>
@@ -624,7 +624,7 @@
           <w:delText xml:space="preserve">.</w:delText>
         </w:r>
       </w:del>
-      <w:ins w:id="1001" w:author="IO BIO parser" w:date="2026-05-18T08:57:46Z">
+      <w:ins w:id="1001" w:author="IO BIO parser" w:date="2026-05-18T09:16:08Z">
         <w:r>
           <w:t xml:space="preserve">BLACK, Eugene Robert, American banker and third President of the International Bank for Reconstruction and Development (IBRD) or World Bank (since 1956 World Bank Group) 1949-1962, was born 1 May 1898 in Atlanta, Georgia, and passed away 20 February 1992 in Southampton, Long Island, New York, United States. He was the son of Eugene Robert Black, lawyer and banker, and Gussie King Grady, homemaker. On 8 June 1918 he married Elizabeth ‘Dolly’ Blalock. They had one daughter and one son (also named Eugene Robert). After her death on 2 April 1928 he married Susette Heath on 25 January 1930. They had one son.</w:t>
         </w:r>
